--- a/(e)CRF/Per protocolnaam/08_Baseline Foot screening.docx
+++ b/(e)CRF/Per protocolnaam/08_Baseline Foot screening.docx
@@ -27,7 +27,7 @@
           <w:szCs w:val="28"/>
           <w:lang w:val="en-US"/>
         </w:rPr>
-        <w:t xml:space="preserve">Appendix </w:t>
+        <w:t>eCRF Document 08: Baseline Foot screening</w:t>
       </w:r>
       <w:r>
         <w:rPr>
@@ -39,7 +39,6 @@
           <w:szCs w:val="28"/>
           <w:lang w:val="en-US"/>
         </w:rPr>
-        <w:t>8</w:t>
       </w:r>
       <w:r>
         <w:rPr>
@@ -50,7 +49,6 @@
           <w:szCs w:val="28"/>
           <w:lang w:val="en-US"/>
         </w:rPr>
-        <w:t xml:space="preserve">- </w:t>
       </w:r>
       <w:r>
         <w:rPr>
@@ -61,7 +59,6 @@
           <w:szCs w:val="28"/>
           <w:lang w:val="en-US"/>
         </w:rPr>
-        <w:t>Foot and footwear</w:t>
       </w:r>
       <w:r>
         <w:rPr>
@@ -72,7 +69,6 @@
           <w:szCs w:val="28"/>
           <w:lang w:val="en-US"/>
         </w:rPr>
-        <w:t xml:space="preserve"> screening form</w:t>
       </w:r>
     </w:p>
     <w:p>
